--- a/docs/entregas/semana-3/Caso 1 - Semana 3 - Modelo fundacional y pruebas de deteccion.docx
+++ b/docs/entregas/semana-3/Caso 1 - Semana 3 - Modelo fundacional y pruebas de deteccion.docx
@@ -3521,6 +3521,184 @@
           <w:szCs w:val="24"/>
         </w:rPr>
         <w:t xml:space="preserve">embargo</w:t>
+      </w:r>
+      <w:r>
+        <w:rPr>
+          <w:rFonts w:ascii="Times New Roman" w:cs="Times New Roman" w:eastAsia="Times New Roman" w:hAnsi="Times New Roman"/>
+          <w:color w:val="000000"/>
+          <w:sz w:val="24"/>
+          <w:szCs w:val="24"/>
+        </w:rPr>
+        <w:t xml:space="preserve">.</w:t>
+      </w:r>
+    </w:p>
+    <w:p>
+      <w:pPr>
+        <w:spacing w:after="0" w:line="480" w:lineRule="auto"/>
+        <w:ind w:firstLine="720"/>
+      </w:pPr>
+      <w:r>
+        <w:rPr>
+          <w:rFonts w:ascii="Times New Roman" w:cs="Times New Roman" w:eastAsia="Times New Roman" w:hAnsi="Times New Roman"/>
+          <w:color w:val="000000"/>
+          <w:sz w:val="24"/>
+          <w:szCs w:val="24"/>
+        </w:rPr>
+        <w:t xml:space="preserve">La </w:t>
+      </w:r>
+      <w:r>
+        <w:rPr>
+          <w:rFonts w:ascii="Times New Roman" w:cs="Times New Roman" w:eastAsia="Times New Roman" w:hAnsi="Times New Roman"/>
+          <w:b/>
+          <w:bCs/>
+          <w:color w:val="000000"/>
+          <w:sz w:val="24"/>
+          <w:szCs w:val="24"/>
+        </w:rPr>
+        <w:t xml:space="preserve">Figura 1</w:t>
+      </w:r>
+      <w:r>
+        <w:rPr>
+          <w:rFonts w:ascii="Times New Roman" w:cs="Times New Roman" w:eastAsia="Times New Roman" w:hAnsi="Times New Roman"/>
+          <w:color w:val="000000"/>
+          <w:sz w:val="24"/>
+          <w:szCs w:val="24"/>
+        </w:rPr>
+        <w:t xml:space="preserve"> muestra la partición completa. El embargo no se ve, y </w:t>
+      </w:r>
+      <w:r>
+        <w:rPr>
+          <w:rFonts w:ascii="Times New Roman" w:cs="Times New Roman" w:eastAsia="Times New Roman" w:hAnsi="Times New Roman"/>
+          <w:b/>
+          <w:bCs/>
+          <w:color w:val="000000"/>
+          <w:sz w:val="24"/>
+          <w:szCs w:val="24"/>
+        </w:rPr>
+        <w:t xml:space="preserve">que no se vea es el punto</w:t>
+      </w:r>
+      <w:r>
+        <w:rPr>
+          <w:rFonts w:ascii="Times New Roman" w:cs="Times New Roman" w:eastAsia="Times New Roman" w:hAnsi="Times New Roman"/>
+          <w:color w:val="000000"/>
+          <w:sz w:val="24"/>
+          <w:szCs w:val="24"/>
+        </w:rPr>
+        <w:t xml:space="preserve">: son 16 velas de 13 114, poco más de una décima de por ciento, y evitan el error más caro de este tipo de proyecto.</w:t>
+      </w:r>
+    </w:p>
+    <w:p>
+      <w:pPr>
+        <w:keepNext/>
+        <w:spacing w:after="0" w:before="240" w:line="480" w:lineRule="auto"/>
+      </w:pPr>
+      <w:r>
+        <w:rPr>
+          <w:rFonts w:ascii="Times New Roman" w:cs="Times New Roman" w:eastAsia="Times New Roman" w:hAnsi="Times New Roman"/>
+          <w:b/>
+          <w:bCs/>
+          <w:color w:val="000000"/>
+          <w:sz w:val="24"/>
+          <w:szCs w:val="24"/>
+        </w:rPr>
+        <w:t xml:space="preserve">Figura 1</w:t>
+      </w:r>
+    </w:p>
+    <w:p>
+      <w:pPr>
+        <w:keepNext/>
+        <w:spacing w:after="120" w:line="480" w:lineRule="auto"/>
+      </w:pPr>
+      <w:r>
+        <w:rPr>
+          <w:rFonts w:ascii="Times New Roman" w:cs="Times New Roman" w:eastAsia="Times New Roman" w:hAnsi="Times New Roman"/>
+          <w:i/>
+          <w:iCs/>
+          <w:color w:val="000000"/>
+          <w:sz w:val="24"/>
+          <w:szCs w:val="24"/>
+        </w:rPr>
+        <w:t xml:space="preserve">Partición cronológica del panel, con embargo en cada frontera</w:t>
+      </w:r>
+    </w:p>
+    <w:p>
+      <w:pPr>
+        <w:spacing w:after="120"/>
+        <w:jc w:val="center"/>
+      </w:pPr>
+      <w:r>
+        <w:drawing>
+          <wp:inline distT="0" distB="0" distL="0" distR="0">
+            <wp:extent cx="5715000" cy="1524000"/>
+            <wp:effectExtent t="0" r="0" b="0" l="0"/>
+            <wp:docPr id="1" name="" descr="" title=""/>
+            <wp:cNvGraphicFramePr>
+              <a:graphicFrameLocks xmlns:a="http://schemas.openxmlformats.org/drawingml/2006/main" noChangeAspect="1"/>
+            </wp:cNvGraphicFramePr>
+            <a:graphic xmlns:a="http://schemas.openxmlformats.org/drawingml/2006/main">
+              <a:graphicData uri="http://schemas.openxmlformats.org/drawingml/2006/picture">
+                <pic:pic xmlns:pic="http://schemas.openxmlformats.org/drawingml/2006/picture">
+                  <pic:nvPicPr>
+                    <pic:cNvPr id="0" name="" descr=""/>
+                    <pic:cNvPicPr>
+                      <a:picLocks noChangeAspect="1" noChangeArrowheads="1"/>
+                    </pic:cNvPicPr>
+                  </pic:nvPicPr>
+                  <pic:blipFill>
+                    <a:blip r:embed="rId8" cstate="none"/>
+                    <a:srcRect/>
+                    <a:stretch>
+                      <a:fillRect/>
+                    </a:stretch>
+                  </pic:blipFill>
+                  <pic:spPr bwMode="auto">
+                    <a:xfrm>
+                      <a:off x="0" y="0"/>
+                      <a:ext cx="5715000" cy="1524000"/>
+                    </a:xfrm>
+                    <a:prstGeom prst="rect">
+                      <a:avLst/>
+                    </a:prstGeom>
+                  </pic:spPr>
+                </pic:pic>
+              </a:graphicData>
+            </a:graphic>
+          </wp:inline>
+        </w:drawing>
+      </w:r>
+    </w:p>
+    <w:p>
+      <w:pPr>
+        <w:spacing w:after="240" w:line="480" w:lineRule="auto"/>
+      </w:pPr>
+      <w:r>
+        <w:rPr>
+          <w:rFonts w:ascii="Times New Roman" w:cs="Times New Roman" w:eastAsia="Times New Roman" w:hAnsi="Times New Roman"/>
+          <w:i/>
+          <w:iCs/>
+          <w:color w:val="000000"/>
+          <w:sz w:val="24"/>
+          <w:szCs w:val="24"/>
+        </w:rPr>
+        <w:t xml:space="preserve">Nota.</w:t>
+      </w:r>
+      <w:r>
+        <w:rPr>
+          <w:rFonts w:ascii="Times New Roman" w:cs="Times New Roman" w:eastAsia="Times New Roman" w:hAnsi="Times New Roman"/>
+          <w:color w:val="000000"/>
+          <w:sz w:val="24"/>
+          <w:szCs w:val="24"/>
+        </w:rPr>
+        <w:t xml:space="preserve"> Fuente: </w:t>
+      </w:r>
+      <w:r>
+        <w:rPr>
+          <w:rFonts w:ascii="Courier New" w:cs="Courier New" w:eastAsia="Courier New" w:hAnsi="Courier New"/>
+          <w:color w:val="000000"/>
+          <w:sz w:val="22"/>
+          <w:szCs w:val="22"/>
+        </w:rPr>
+        <w:t xml:space="preserve">docs/evidencias/informe-f2-particion.png</w:t>
       </w:r>
       <w:r>
         <w:rPr>

--- a/docs/entregas/semana-3/Caso 1 - Semana 3 - Modelo fundacional y pruebas de deteccion.docx
+++ b/docs/entregas/semana-3/Caso 1 - Semana 3 - Modelo fundacional y pruebas de deteccion.docx
@@ -3308,6 +3308,675 @@
           <w:szCs w:val="24"/>
         </w:rPr>
         <w:t xml:space="preserve">, y si aportan o no es una de las preguntas que el informe responde midiendo (secciones 2 y 6).</w:t>
+      </w:r>
+    </w:p>
+    <w:p>
+      <w:pPr>
+        <w:pStyle w:val="Heading2"/>
+        <w:keepNext/>
+        <w:spacing w:after="0" w:before="0" w:line="480" w:lineRule="auto"/>
+      </w:pPr>
+      <w:r>
+        <w:rPr>
+          <w:rFonts w:ascii="Times New Roman" w:cs="Times New Roman" w:eastAsia="Times New Roman" w:hAnsi="Times New Roman"/>
+          <w:b/>
+          <w:bCs/>
+          <w:i w:val="false"/>
+          <w:iCs w:val="false"/>
+          <w:color w:val="000000"/>
+          <w:sz w:val="24"/>
+          <w:szCs w:val="24"/>
+        </w:rPr>
+        <w:t xml:space="preserve">1.3 bis De dónde salen los datos, y qué hubo que limpiar</w:t>
+      </w:r>
+    </w:p>
+    <w:p>
+      <w:pPr>
+        <w:spacing w:after="0" w:line="480" w:lineRule="auto"/>
+        <w:ind w:firstLine="720"/>
+      </w:pPr>
+      <w:r>
+        <w:rPr>
+          <w:rFonts w:ascii="Times New Roman" w:cs="Times New Roman" w:eastAsia="Times New Roman" w:hAnsi="Times New Roman"/>
+          <w:color w:val="000000"/>
+          <w:sz w:val="24"/>
+          <w:szCs w:val="24"/>
+        </w:rPr>
+        <w:t xml:space="preserve">El caso pide documentar el proceso de diseño, y eso empieza antes del modelo.</w:t>
+      </w:r>
+    </w:p>
+    <w:p>
+      <w:pPr>
+        <w:spacing w:after="0" w:line="480" w:lineRule="auto"/>
+        <w:ind w:firstLine="720"/>
+      </w:pPr>
+      <w:r>
+        <w:rPr>
+          <w:rFonts w:ascii="Times New Roman" w:cs="Times New Roman" w:eastAsia="Times New Roman" w:hAnsi="Times New Roman"/>
+          <w:b/>
+          <w:bCs/>
+          <w:color w:val="000000"/>
+          <w:sz w:val="24"/>
+          <w:szCs w:val="24"/>
+        </w:rPr>
+        <w:t xml:space="preserve">Extracción.</w:t>
+      </w:r>
+      <w:r>
+        <w:rPr>
+          <w:rFonts w:ascii="Times New Roman" w:cs="Times New Roman" w:eastAsia="Times New Roman" w:hAnsi="Times New Roman"/>
+          <w:color w:val="000000"/>
+          <w:sz w:val="24"/>
+          <w:szCs w:val="24"/>
+        </w:rPr>
+        <w:t xml:space="preserve"> Los seis activos se descargan de una API pública, con velas de 4 horas, y se consolidan en un único panel alineado por instante. La consolidación es donde aparecen los problemas: cada activo tiene su propia fecha de inicio y sus propios huecos.</w:t>
+      </w:r>
+    </w:p>
+    <w:p>
+      <w:pPr>
+        <w:keepNext/>
+        <w:spacing w:after="0" w:before="240" w:line="480" w:lineRule="auto"/>
+      </w:pPr>
+      <w:r>
+        <w:rPr>
+          <w:rFonts w:ascii="Times New Roman" w:cs="Times New Roman" w:eastAsia="Times New Roman" w:hAnsi="Times New Roman"/>
+          <w:b/>
+          <w:bCs/>
+          <w:color w:val="000000"/>
+          <w:sz w:val="24"/>
+          <w:szCs w:val="24"/>
+        </w:rPr>
+        <w:t xml:space="preserve">Tabla 4</w:t>
+      </w:r>
+    </w:p>
+    <w:p>
+      <w:pPr>
+        <w:keepNext/>
+        <w:spacing w:after="60" w:line="480" w:lineRule="auto"/>
+      </w:pPr>
+      <w:r>
+        <w:rPr>
+          <w:rFonts w:ascii="Times New Roman" w:cs="Times New Roman" w:eastAsia="Times New Roman" w:hAnsi="Times New Roman"/>
+          <w:i/>
+          <w:iCs/>
+          <w:color w:val="000000"/>
+          <w:sz w:val="24"/>
+          <w:szCs w:val="24"/>
+        </w:rPr>
+        <w:t xml:space="preserve">Cobertura por activo antes de recortar al período común.</w:t>
+      </w:r>
+    </w:p>
+    <w:tbl>
+      <w:tblPr>
+        <w:tblW w:type="dxa" w:w="9360"/>
+        <w:tblBorders>
+          <w:top w:val="none"/>
+          <w:left w:val="none"/>
+          <w:bottom w:val="none"/>
+          <w:right w:val="none"/>
+          <w:insideH w:val="none"/>
+          <w:insideV w:val="none"/>
+        </w:tblBorders>
+      </w:tblPr>
+      <w:tblGrid>
+        <w:gridCol w:w="4680"/>
+        <w:gridCol w:w="4680"/>
+      </w:tblGrid>
+      <w:tr>
+        <w:trPr>
+          <w:tblHeader/>
+        </w:trPr>
+        <w:tc>
+          <w:tcPr>
+            <w:tcW w:type="dxa" w:w="4680"/>
+            <w:tcBorders>
+              <w:top w:val="single" w:color="000000" w:sz="6"/>
+              <w:left w:val="none"/>
+              <w:bottom w:val="single" w:color="000000" w:sz="6"/>
+              <w:right w:val="none"/>
+            </w:tcBorders>
+            <w:tcMar>
+              <w:top w:type="dxa" w:w="60"/>
+              <w:left w:type="dxa" w:w="100"/>
+              <w:bottom w:type="dxa" w:w="60"/>
+              <w:right w:type="dxa" w:w="100"/>
+            </w:tcMar>
+          </w:tcPr>
+          <w:p>
+            <w:pPr>
+              <w:spacing w:after="0" w:line="240" w:lineRule="auto"/>
+              <w:jc w:val="left"/>
+            </w:pPr>
+            <w:r>
+              <w:rPr>
+                <w:rFonts w:ascii="Times New Roman" w:cs="Times New Roman" w:eastAsia="Times New Roman" w:hAnsi="Times New Roman"/>
+                <w:color w:val="000000"/>
+                <w:sz w:val="22"/>
+                <w:szCs w:val="22"/>
+              </w:rPr>
+              <w:t xml:space="preserve">Activos</w:t>
+            </w:r>
+          </w:p>
+        </w:tc>
+        <w:tc>
+          <w:tcPr>
+            <w:tcW w:type="dxa" w:w="4680"/>
+            <w:tcBorders>
+              <w:top w:val="single" w:color="000000" w:sz="6"/>
+              <w:left w:val="none"/>
+              <w:bottom w:val="single" w:color="000000" w:sz="6"/>
+              <w:right w:val="none"/>
+            </w:tcBorders>
+            <w:tcMar>
+              <w:top w:type="dxa" w:w="60"/>
+              <w:left w:type="dxa" w:w="100"/>
+              <w:bottom w:type="dxa" w:w="60"/>
+              <w:right w:type="dxa" w:w="100"/>
+            </w:tcMar>
+          </w:tcPr>
+          <w:p>
+            <w:pPr>
+              <w:spacing w:after="0" w:line="240" w:lineRule="auto"/>
+              <w:jc w:val="center"/>
+            </w:pPr>
+            <w:r>
+              <w:rPr>
+                <w:rFonts w:ascii="Times New Roman" w:cs="Times New Roman" w:eastAsia="Times New Roman" w:hAnsi="Times New Roman"/>
+                <w:color w:val="000000"/>
+                <w:sz w:val="22"/>
+                <w:szCs w:val="22"/>
+              </w:rPr>
+              <w:t xml:space="preserve">6 — LTC (objetivo) más BTC, ETH, SOL, XRP, ADA</w:t>
+            </w:r>
+          </w:p>
+        </w:tc>
+      </w:tr>
+      <w:tr>
+        <w:tc>
+          <w:tcPr>
+            <w:tcW w:type="dxa" w:w="4680"/>
+            <w:tcBorders>
+              <w:top w:val="none"/>
+              <w:left w:val="none"/>
+              <w:bottom w:val="none"/>
+              <w:right w:val="none"/>
+            </w:tcBorders>
+            <w:tcMar>
+              <w:top w:type="dxa" w:w="60"/>
+              <w:left w:type="dxa" w:w="100"/>
+              <w:bottom w:type="dxa" w:w="60"/>
+              <w:right w:type="dxa" w:w="100"/>
+            </w:tcMar>
+          </w:tcPr>
+          <w:p>
+            <w:pPr>
+              <w:spacing w:after="0" w:line="240" w:lineRule="auto"/>
+              <w:jc w:val="left"/>
+            </w:pPr>
+            <w:r>
+              <w:rPr>
+                <w:rFonts w:ascii="Times New Roman" w:cs="Times New Roman" w:eastAsia="Times New Roman" w:hAnsi="Times New Roman"/>
+                <w:color w:val="000000"/>
+                <w:sz w:val="22"/>
+                <w:szCs w:val="22"/>
+              </w:rPr>
+              <w:t xml:space="preserve">Filas</w:t>
+            </w:r>
+          </w:p>
+        </w:tc>
+        <w:tc>
+          <w:tcPr>
+            <w:tcW w:type="dxa" w:w="4680"/>
+            <w:tcBorders>
+              <w:top w:val="none"/>
+              <w:left w:val="none"/>
+              <w:bottom w:val="none"/>
+              <w:right w:val="none"/>
+            </w:tcBorders>
+            <w:tcMar>
+              <w:top w:type="dxa" w:w="60"/>
+              <w:left w:type="dxa" w:w="100"/>
+              <w:bottom w:type="dxa" w:w="60"/>
+              <w:right w:type="dxa" w:w="100"/>
+            </w:tcMar>
+          </w:tcPr>
+          <w:p>
+            <w:pPr>
+              <w:spacing w:after="0" w:line="240" w:lineRule="auto"/>
+              <w:jc w:val="center"/>
+            </w:pPr>
+            <w:r>
+              <w:rPr>
+                <w:rFonts w:ascii="Times New Roman" w:cs="Times New Roman" w:eastAsia="Times New Roman" w:hAnsi="Times New Roman"/>
+                <w:b/>
+                <w:bCs/>
+                <w:color w:val="000000"/>
+                <w:sz w:val="22"/>
+                <w:szCs w:val="22"/>
+              </w:rPr>
+              <w:t xml:space="preserve">13 114</w:t>
+            </w:r>
+            <w:r>
+              <w:rPr>
+                <w:rFonts w:ascii="Times New Roman" w:cs="Times New Roman" w:eastAsia="Times New Roman" w:hAnsi="Times New Roman"/>
+                <w:color w:val="000000"/>
+                <w:sz w:val="22"/>
+                <w:szCs w:val="22"/>
+              </w:rPr>
+              <w:t xml:space="preserve"> velas de 4 horas</w:t>
+            </w:r>
+          </w:p>
+        </w:tc>
+      </w:tr>
+      <w:tr>
+        <w:tc>
+          <w:tcPr>
+            <w:tcW w:type="dxa" w:w="4680"/>
+            <w:tcBorders>
+              <w:top w:val="none"/>
+              <w:left w:val="none"/>
+              <w:bottom w:val="none"/>
+              <w:right w:val="none"/>
+            </w:tcBorders>
+            <w:tcMar>
+              <w:top w:type="dxa" w:w="60"/>
+              <w:left w:type="dxa" w:w="100"/>
+              <w:bottom w:type="dxa" w:w="60"/>
+              <w:right w:type="dxa" w:w="100"/>
+            </w:tcMar>
+          </w:tcPr>
+          <w:p>
+            <w:pPr>
+              <w:spacing w:after="0" w:line="240" w:lineRule="auto"/>
+              <w:jc w:val="left"/>
+            </w:pPr>
+            <w:r>
+              <w:rPr>
+                <w:rFonts w:ascii="Times New Roman" w:cs="Times New Roman" w:eastAsia="Times New Roman" w:hAnsi="Times New Roman"/>
+                <w:color w:val="000000"/>
+                <w:sz w:val="22"/>
+                <w:szCs w:val="22"/>
+              </w:rPr>
+              <w:t xml:space="preserve">Columnas del panel</w:t>
+            </w:r>
+          </w:p>
+        </w:tc>
+        <w:tc>
+          <w:tcPr>
+            <w:tcW w:type="dxa" w:w="4680"/>
+            <w:tcBorders>
+              <w:top w:val="none"/>
+              <w:left w:val="none"/>
+              <w:bottom w:val="none"/>
+              <w:right w:val="none"/>
+            </w:tcBorders>
+            <w:tcMar>
+              <w:top w:type="dxa" w:w="60"/>
+              <w:left w:type="dxa" w:w="100"/>
+              <w:bottom w:type="dxa" w:w="60"/>
+              <w:right w:type="dxa" w:w="100"/>
+            </w:tcMar>
+          </w:tcPr>
+          <w:p>
+            <w:pPr>
+              <w:spacing w:after="0" w:line="240" w:lineRule="auto"/>
+              <w:jc w:val="center"/>
+            </w:pPr>
+            <w:r>
+              <w:rPr>
+                <w:rFonts w:ascii="Times New Roman" w:cs="Times New Roman" w:eastAsia="Times New Roman" w:hAnsi="Times New Roman"/>
+                <w:b/>
+                <w:bCs/>
+                <w:color w:val="000000"/>
+                <w:sz w:val="22"/>
+                <w:szCs w:val="22"/>
+              </w:rPr>
+              <w:t xml:space="preserve">30</w:t>
+            </w:r>
+          </w:p>
+        </w:tc>
+      </w:tr>
+      <w:tr>
+        <w:tc>
+          <w:tcPr>
+            <w:tcW w:type="dxa" w:w="4680"/>
+            <w:tcBorders>
+              <w:top w:val="none"/>
+              <w:left w:val="none"/>
+              <w:bottom w:val="none"/>
+              <w:right w:val="none"/>
+            </w:tcBorders>
+            <w:tcMar>
+              <w:top w:type="dxa" w:w="60"/>
+              <w:left w:type="dxa" w:w="100"/>
+              <w:bottom w:type="dxa" w:w="60"/>
+              <w:right w:type="dxa" w:w="100"/>
+            </w:tcMar>
+          </w:tcPr>
+          <w:p>
+            <w:pPr>
+              <w:spacing w:after="0" w:line="240" w:lineRule="auto"/>
+              <w:jc w:val="left"/>
+            </w:pPr>
+            <w:r>
+              <w:rPr>
+                <w:rFonts w:ascii="Times New Roman" w:cs="Times New Roman" w:eastAsia="Times New Roman" w:hAnsi="Times New Roman"/>
+                <w:color w:val="000000"/>
+                <w:sz w:val="22"/>
+                <w:szCs w:val="22"/>
+              </w:rPr>
+              <w:t xml:space="preserve">Período</w:t>
+            </w:r>
+          </w:p>
+        </w:tc>
+        <w:tc>
+          <w:tcPr>
+            <w:tcW w:type="dxa" w:w="4680"/>
+            <w:tcBorders>
+              <w:top w:val="none"/>
+              <w:left w:val="none"/>
+              <w:bottom w:val="none"/>
+              <w:right w:val="none"/>
+            </w:tcBorders>
+            <w:tcMar>
+              <w:top w:type="dxa" w:w="60"/>
+              <w:left w:type="dxa" w:w="100"/>
+              <w:bottom w:type="dxa" w:w="60"/>
+              <w:right w:type="dxa" w:w="100"/>
+            </w:tcMar>
+          </w:tcPr>
+          <w:p>
+            <w:pPr>
+              <w:spacing w:after="0" w:line="240" w:lineRule="auto"/>
+              <w:jc w:val="center"/>
+            </w:pPr>
+            <w:r>
+              <w:rPr>
+                <w:rFonts w:ascii="Times New Roman" w:cs="Times New Roman" w:eastAsia="Times New Roman" w:hAnsi="Times New Roman"/>
+                <w:b/>
+                <w:bCs/>
+                <w:color w:val="000000"/>
+                <w:sz w:val="22"/>
+                <w:szCs w:val="22"/>
+              </w:rPr>
+              <w:t xml:space="preserve">11/08/2020</w:t>
+            </w:r>
+            <w:r>
+              <w:rPr>
+                <w:rFonts w:ascii="Times New Roman" w:cs="Times New Roman" w:eastAsia="Times New Roman" w:hAnsi="Times New Roman"/>
+                <w:color w:val="000000"/>
+                <w:sz w:val="22"/>
+                <w:szCs w:val="22"/>
+              </w:rPr>
+              <w:t xml:space="preserve"> a </w:t>
+            </w:r>
+            <w:r>
+              <w:rPr>
+                <w:rFonts w:ascii="Times New Roman" w:cs="Times New Roman" w:eastAsia="Times New Roman" w:hAnsi="Times New Roman"/>
+                <w:b/>
+                <w:bCs/>
+                <w:color w:val="000000"/>
+                <w:sz w:val="22"/>
+                <w:szCs w:val="22"/>
+              </w:rPr>
+              <w:t xml:space="preserve">05/08/2026</w:t>
+            </w:r>
+          </w:p>
+        </w:tc>
+      </w:tr>
+      <w:tr>
+        <w:tc>
+          <w:tcPr>
+            <w:tcW w:type="dxa" w:w="4680"/>
+            <w:tcBorders>
+              <w:top w:val="none"/>
+              <w:left w:val="none"/>
+              <w:bottom w:val="single" w:color="000000" w:sz="6"/>
+              <w:right w:val="none"/>
+            </w:tcBorders>
+            <w:tcMar>
+              <w:top w:type="dxa" w:w="60"/>
+              <w:left w:type="dxa" w:w="100"/>
+              <w:bottom w:type="dxa" w:w="60"/>
+              <w:right w:type="dxa" w:w="100"/>
+            </w:tcMar>
+          </w:tcPr>
+          <w:p>
+            <w:pPr>
+              <w:spacing w:after="0" w:line="240" w:lineRule="auto"/>
+              <w:jc w:val="left"/>
+            </w:pPr>
+            <w:r>
+              <w:rPr>
+                <w:rFonts w:ascii="Times New Roman" w:cs="Times New Roman" w:eastAsia="Times New Roman" w:hAnsi="Times New Roman"/>
+                <w:color w:val="000000"/>
+                <w:sz w:val="22"/>
+                <w:szCs w:val="22"/>
+              </w:rPr>
+              <w:t xml:space="preserve">Características construidas</w:t>
+            </w:r>
+          </w:p>
+        </w:tc>
+        <w:tc>
+          <w:tcPr>
+            <w:tcW w:type="dxa" w:w="4680"/>
+            <w:tcBorders>
+              <w:top w:val="none"/>
+              <w:left w:val="none"/>
+              <w:bottom w:val="single" w:color="000000" w:sz="6"/>
+              <w:right w:val="none"/>
+            </w:tcBorders>
+            <w:tcMar>
+              <w:top w:type="dxa" w:w="60"/>
+              <w:left w:type="dxa" w:w="100"/>
+              <w:bottom w:type="dxa" w:w="60"/>
+              <w:right w:type="dxa" w:w="100"/>
+            </w:tcMar>
+          </w:tcPr>
+          <w:p>
+            <w:pPr>
+              <w:spacing w:after="0" w:line="240" w:lineRule="auto"/>
+              <w:jc w:val="center"/>
+            </w:pPr>
+            <w:r>
+              <w:rPr>
+                <w:rFonts w:ascii="Times New Roman" w:cs="Times New Roman" w:eastAsia="Times New Roman" w:hAnsi="Times New Roman"/>
+                <w:b/>
+                <w:bCs/>
+                <w:color w:val="000000"/>
+                <w:sz w:val="22"/>
+                <w:szCs w:val="22"/>
+              </w:rPr>
+              <w:t xml:space="preserve">63</w:t>
+            </w:r>
+            <w:r>
+              <w:rPr>
+                <w:rFonts w:ascii="Times New Roman" w:cs="Times New Roman" w:eastAsia="Times New Roman" w:hAnsi="Times New Roman"/>
+                <w:color w:val="000000"/>
+                <w:sz w:val="22"/>
+                <w:szCs w:val="22"/>
+              </w:rPr>
+              <w:t xml:space="preserve"> (sección 2)</w:t>
+            </w:r>
+          </w:p>
+        </w:tc>
+      </w:tr>
+    </w:tbl>
+    <w:p>
+      <w:pPr>
+        <w:spacing w:after="240"/>
+      </w:pPr>
+    </w:p>
+    <w:p>
+      <w:pPr>
+        <w:spacing w:after="0" w:line="480" w:lineRule="auto"/>
+        <w:ind w:firstLine="720"/>
+      </w:pPr>
+      <w:r>
+        <w:rPr>
+          <w:rFonts w:ascii="Times New Roman" w:cs="Times New Roman" w:eastAsia="Times New Roman" w:hAnsi="Times New Roman"/>
+          <w:b/>
+          <w:bCs/>
+          <w:color w:val="000000"/>
+          <w:sz w:val="24"/>
+          <w:szCs w:val="24"/>
+        </w:rPr>
+        <w:t xml:space="preserve">Dos cosas se deciden aquí, y las dos condicionan todo lo demás.</w:t>
+      </w:r>
+    </w:p>
+    <w:p>
+      <w:pPr>
+        <w:spacing w:after="0" w:line="480" w:lineRule="auto"/>
+        <w:ind w:firstLine="720"/>
+      </w:pPr>
+      <w:r>
+        <w:rPr>
+          <w:rFonts w:ascii="Times New Roman" w:cs="Times New Roman" w:eastAsia="Times New Roman" w:hAnsi="Times New Roman"/>
+          <w:b/>
+          <w:bCs/>
+          <w:color w:val="000000"/>
+          <w:sz w:val="24"/>
+          <w:szCs w:val="24"/>
+        </w:rPr>
+        <w:t xml:space="preserve">Solana acota el período común.</w:t>
+      </w:r>
+      <w:r>
+        <w:rPr>
+          <w:rFonts w:ascii="Times New Roman" w:cs="Times New Roman" w:eastAsia="Times New Roman" w:hAnsi="Times New Roman"/>
+          <w:color w:val="000000"/>
+          <w:sz w:val="24"/>
+          <w:szCs w:val="24"/>
+        </w:rPr>
+        <w:t xml:space="preserve"> Es el activo con menos historia —empieza en agosto de 2020— y el panel multivariante no puede empezar antes de que existan las seis series. Eso deja </w:t>
+      </w:r>
+      <w:r>
+        <w:rPr>
+          <w:rFonts w:ascii="Times New Roman" w:cs="Times New Roman" w:eastAsia="Times New Roman" w:hAnsi="Times New Roman"/>
+          <w:b/>
+          <w:bCs/>
+          <w:color w:val="000000"/>
+          <w:sz w:val="24"/>
+          <w:szCs w:val="24"/>
+        </w:rPr>
+        <w:t xml:space="preserve">13 114 velas</w:t>
+      </w:r>
+      <w:r>
+        <w:rPr>
+          <w:rFonts w:ascii="Times New Roman" w:cs="Times New Roman" w:eastAsia="Times New Roman" w:hAnsi="Times New Roman"/>
+          <w:color w:val="000000"/>
+          <w:sz w:val="24"/>
+          <w:szCs w:val="24"/>
+        </w:rPr>
+        <w:t xml:space="preserve"> en vez de las 19 654 que tendría BTC solo. Es el precio de que el problema sea multivariante, y el enunciado lo pide multivariante.</w:t>
+      </w:r>
+    </w:p>
+    <w:p>
+      <w:pPr>
+        <w:spacing w:after="0" w:line="480" w:lineRule="auto"/>
+        <w:ind w:firstLine="720"/>
+      </w:pPr>
+      <w:r>
+        <w:rPr>
+          <w:rFonts w:ascii="Times New Roman" w:cs="Times New Roman" w:eastAsia="Times New Roman" w:hAnsi="Times New Roman"/>
+          <w:b/>
+          <w:bCs/>
+          <w:color w:val="000000"/>
+          <w:sz w:val="24"/>
+          <w:szCs w:val="24"/>
+        </w:rPr>
+        <w:t xml:space="preserve">Los huecos se descartan, no se rellenan.</w:t>
+      </w:r>
+      <w:r>
+        <w:rPr>
+          <w:rFonts w:ascii="Times New Roman" w:cs="Times New Roman" w:eastAsia="Times New Roman" w:hAnsi="Times New Roman"/>
+          <w:color w:val="000000"/>
+          <w:sz w:val="24"/>
+          <w:szCs w:val="24"/>
+        </w:rPr>
+        <w:t xml:space="preserve"> Entre 9 y 16 velas faltan por activo. Rellenarlas por interpolación crearía precios que nunca existieron, y sobre esos precios el etiquetador declararía máximos y mínimos </w:t>
+      </w:r>
+      <w:r>
+        <w:rPr>
+          <w:rFonts w:ascii="Times New Roman" w:cs="Times New Roman" w:eastAsia="Times New Roman" w:hAnsi="Times New Roman"/>
+          <w:b/>
+          <w:bCs/>
+          <w:color w:val="000000"/>
+          <w:sz w:val="24"/>
+          <w:szCs w:val="24"/>
+        </w:rPr>
+        <w:t xml:space="preserve">inventados</w:t>
+      </w:r>
+      <w:r>
+        <w:rPr>
+          <w:rFonts w:ascii="Times New Roman" w:cs="Times New Roman" w:eastAsia="Times New Roman" w:hAnsi="Times New Roman"/>
+          <w:color w:val="000000"/>
+          <w:sz w:val="24"/>
+          <w:szCs w:val="24"/>
+        </w:rPr>
+        <w:t xml:space="preserve">. En una serie donde la etiqueta se define por comparación con los vecinos, un valor interpolado no es un dato con ruido: es un vecino falso. Se descarta el instante completo en los seis activos, para que el panel siga alineado.</w:t>
+      </w:r>
+    </w:p>
+    <w:p>
+      <w:pPr>
+        <w:spacing w:after="0" w:line="480" w:lineRule="auto"/>
+        <w:ind w:firstLine="720"/>
+      </w:pPr>
+      <w:r>
+        <w:rPr>
+          <w:rFonts w:ascii="Times New Roman" w:cs="Times New Roman" w:eastAsia="Times New Roman" w:hAnsi="Times New Roman"/>
+          <w:b/>
+          <w:bCs/>
+          <w:color w:val="000000"/>
+          <w:sz w:val="24"/>
+          <w:szCs w:val="24"/>
+        </w:rPr>
+        <w:t xml:space="preserve">Y quedan 30 filas con algún nulo</w:t>
+      </w:r>
+      <w:r>
+        <w:rPr>
+          <w:rFonts w:ascii="Times New Roman" w:cs="Times New Roman" w:eastAsia="Times New Roman" w:hAnsi="Times New Roman"/>
+          <w:color w:val="000000"/>
+          <w:sz w:val="24"/>
+          <w:szCs w:val="24"/>
+        </w:rPr>
+        <w:t xml:space="preserve"> después de construir las características, todas al principio de la serie: son las que no tienen suficiente historia hacia atrás para calcular una media móvil de 30 velas o una correlación de 30. El arnés las excluye por </w:t>
+      </w:r>
+      <w:r>
+        <w:rPr>
+          <w:rFonts w:ascii="Courier New" w:cs="Courier New" w:eastAsia="Courier New" w:hAnsi="Courier New"/>
+          <w:color w:val="000000"/>
+          <w:sz w:val="22"/>
+          <w:szCs w:val="22"/>
+        </w:rPr>
+        <w:t xml:space="preserve">y.notna()</w:t>
+      </w:r>
+      <w:r>
+        <w:rPr>
+          <w:rFonts w:ascii="Times New Roman" w:cs="Times New Roman" w:eastAsia="Times New Roman" w:hAnsi="Times New Roman"/>
+          <w:color w:val="000000"/>
+          <w:sz w:val="24"/>
+          <w:szCs w:val="24"/>
+        </w:rPr>
+        <w:t xml:space="preserve">, y el imputador de la mediana del modelo se calcula </w:t>
+      </w:r>
+      <w:r>
+        <w:rPr>
+          <w:rFonts w:ascii="Times New Roman" w:cs="Times New Roman" w:eastAsia="Times New Roman" w:hAnsi="Times New Roman"/>
+          <w:b/>
+          <w:bCs/>
+          <w:color w:val="000000"/>
+          <w:sz w:val="24"/>
+          <w:szCs w:val="24"/>
+        </w:rPr>
+        <w:t xml:space="preserve">solo con las filas de entrenamiento</w:t>
+      </w:r>
+      <w:r>
+        <w:rPr>
+          <w:rFonts w:ascii="Times New Roman" w:cs="Times New Roman" w:eastAsia="Times New Roman" w:hAnsi="Times New Roman"/>
+          <w:color w:val="000000"/>
+          <w:sz w:val="24"/>
+          <w:szCs w:val="24"/>
+        </w:rPr>
+        <w:t xml:space="preserve">, para que no haya fuga.</w:t>
       </w:r>
     </w:p>
     <w:p>
@@ -3724,7 +4393,7 @@
           <w:sz w:val="24"/>
           <w:szCs w:val="24"/>
         </w:rPr>
-        <w:t xml:space="preserve">Tabla 4</w:t>
+        <w:t xml:space="preserve">Tabla 5</w:t>
       </w:r>
     </w:p>
     <w:p>
@@ -3757,8 +4426,11 @@
         </w:tblBorders>
       </w:tblPr>
       <w:tblGrid>
-        <w:gridCol w:w="4680"/>
-        <w:gridCol w:w="4680"/>
+        <w:gridCol w:w="1872"/>
+        <w:gridCol w:w="1872"/>
+        <w:gridCol w:w="1872"/>
+        <w:gridCol w:w="1872"/>
+        <w:gridCol w:w="1872"/>
       </w:tblGrid>
       <w:tr>
         <w:trPr>
@@ -3766,7 +4438,7 @@
         </w:trPr>
         <w:tc>
           <w:tcPr>
-            <w:tcW w:type="dxa" w:w="4680"/>
+            <w:tcW w:type="dxa" w:w="1872"/>
             <w:tcBorders>
               <w:top w:val="single" w:color="000000" w:sz="6"/>
               <w:left w:val="none"/>
@@ -3792,13 +4464,13 @@
                 <w:sz w:val="22"/>
                 <w:szCs w:val="22"/>
               </w:rPr>
-              <w:t xml:space="preserve">Activos</w:t>
-            </w:r>
-          </w:p>
-        </w:tc>
-        <w:tc>
-          <w:tcPr>
-            <w:tcW w:type="dxa" w:w="4680"/>
+              <w:t xml:space="preserve">Activo</w:t>
+            </w:r>
+          </w:p>
+        </w:tc>
+        <w:tc>
+          <w:tcPr>
+            <w:tcW w:type="dxa" w:w="1872"/>
             <w:tcBorders>
               <w:top w:val="single" w:color="000000" w:sz="6"/>
               <w:left w:val="none"/>
@@ -3824,7 +4496,103 @@
                 <w:sz w:val="22"/>
                 <w:szCs w:val="22"/>
               </w:rPr>
-              <w:t xml:space="preserve">6 — LTC (objetivo) más BTC, ETH, SOL, XRP, ADA</w:t>
+              <w:t xml:space="preserve">Observadas</w:t>
+            </w:r>
+          </w:p>
+        </w:tc>
+        <w:tc>
+          <w:tcPr>
+            <w:tcW w:type="dxa" w:w="1872"/>
+            <w:tcBorders>
+              <w:top w:val="single" w:color="000000" w:sz="6"/>
+              <w:left w:val="none"/>
+              <w:bottom w:val="single" w:color="000000" w:sz="6"/>
+              <w:right w:val="none"/>
+            </w:tcBorders>
+            <w:tcMar>
+              <w:top w:type="dxa" w:w="60"/>
+              <w:left w:type="dxa" w:w="100"/>
+              <w:bottom w:type="dxa" w:w="60"/>
+              <w:right w:type="dxa" w:w="100"/>
+            </w:tcMar>
+          </w:tcPr>
+          <w:p>
+            <w:pPr>
+              <w:spacing w:after="0" w:line="240" w:lineRule="auto"/>
+              <w:jc w:val="center"/>
+            </w:pPr>
+            <w:r>
+              <w:rPr>
+                <w:rFonts w:ascii="Times New Roman" w:cs="Times New Roman" w:eastAsia="Times New Roman" w:hAnsi="Times New Roman"/>
+                <w:color w:val="000000"/>
+                <w:sz w:val="22"/>
+                <w:szCs w:val="22"/>
+              </w:rPr>
+              <w:t xml:space="preserve">Esperadas</w:t>
+            </w:r>
+          </w:p>
+        </w:tc>
+        <w:tc>
+          <w:tcPr>
+            <w:tcW w:type="dxa" w:w="1872"/>
+            <w:tcBorders>
+              <w:top w:val="single" w:color="000000" w:sz="6"/>
+              <w:left w:val="none"/>
+              <w:bottom w:val="single" w:color="000000" w:sz="6"/>
+              <w:right w:val="none"/>
+            </w:tcBorders>
+            <w:tcMar>
+              <w:top w:type="dxa" w:w="60"/>
+              <w:left w:type="dxa" w:w="100"/>
+              <w:bottom w:type="dxa" w:w="60"/>
+              <w:right w:type="dxa" w:w="100"/>
+            </w:tcMar>
+          </w:tcPr>
+          <w:p>
+            <w:pPr>
+              <w:spacing w:after="0" w:line="240" w:lineRule="auto"/>
+              <w:jc w:val="center"/>
+            </w:pPr>
+            <w:r>
+              <w:rPr>
+                <w:rFonts w:ascii="Times New Roman" w:cs="Times New Roman" w:eastAsia="Times New Roman" w:hAnsi="Times New Roman"/>
+                <w:color w:val="000000"/>
+                <w:sz w:val="22"/>
+                <w:szCs w:val="22"/>
+              </w:rPr>
+              <w:t xml:space="preserve">Huecos</w:t>
+            </w:r>
+          </w:p>
+        </w:tc>
+        <w:tc>
+          <w:tcPr>
+            <w:tcW w:type="dxa" w:w="1872"/>
+            <w:tcBorders>
+              <w:top w:val="single" w:color="000000" w:sz="6"/>
+              <w:left w:val="none"/>
+              <w:bottom w:val="single" w:color="000000" w:sz="6"/>
+              <w:right w:val="none"/>
+            </w:tcBorders>
+            <w:tcMar>
+              <w:top w:type="dxa" w:w="60"/>
+              <w:left w:type="dxa" w:w="100"/>
+              <w:bottom w:type="dxa" w:w="60"/>
+              <w:right w:type="dxa" w:w="100"/>
+            </w:tcMar>
+          </w:tcPr>
+          <w:p>
+            <w:pPr>
+              <w:spacing w:after="0" w:line="240" w:lineRule="auto"/>
+              <w:jc w:val="center"/>
+            </w:pPr>
+            <w:r>
+              <w:rPr>
+                <w:rFonts w:ascii="Times New Roman" w:cs="Times New Roman" w:eastAsia="Times New Roman" w:hAnsi="Times New Roman"/>
+                <w:color w:val="000000"/>
+                <w:sz w:val="22"/>
+                <w:szCs w:val="22"/>
+              </w:rPr>
+              <w:t xml:space="preserve">Desde</w:t>
             </w:r>
           </w:p>
         </w:tc>
@@ -3832,7 +4600,7 @@
       <w:tr>
         <w:tc>
           <w:tcPr>
-            <w:tcW w:type="dxa" w:w="4680"/>
+            <w:tcW w:type="dxa" w:w="1872"/>
             <w:tcBorders>
               <w:top w:val="none"/>
               <w:left w:val="none"/>
@@ -3858,13 +4626,13 @@
                 <w:sz w:val="22"/>
                 <w:szCs w:val="22"/>
               </w:rPr>
-              <w:t xml:space="preserve">Filas</w:t>
-            </w:r>
-          </w:p>
-        </w:tc>
-        <w:tc>
-          <w:tcPr>
-            <w:tcW w:type="dxa" w:w="4680"/>
+              <w:t xml:space="preserve">LTC</w:t>
+            </w:r>
+          </w:p>
+        </w:tc>
+        <w:tc>
+          <w:tcPr>
+            <w:tcW w:type="dxa" w:w="1872"/>
             <w:tcBorders>
               <w:top w:val="none"/>
               <w:left w:val="none"/>
@@ -3882,6 +4650,460 @@
             <w:pPr>
               <w:spacing w:after="0" w:line="240" w:lineRule="auto"/>
               <w:jc w:val="center"/>
+            </w:pPr>
+            <w:r>
+              <w:rPr>
+                <w:rFonts w:ascii="Times New Roman" w:cs="Times New Roman" w:eastAsia="Times New Roman" w:hAnsi="Times New Roman"/>
+                <w:color w:val="000000"/>
+                <w:sz w:val="22"/>
+                <w:szCs w:val="22"/>
+              </w:rPr>
+              <w:t xml:space="preserve">18 931</w:t>
+            </w:r>
+          </w:p>
+        </w:tc>
+        <w:tc>
+          <w:tcPr>
+            <w:tcW w:type="dxa" w:w="1872"/>
+            <w:tcBorders>
+              <w:top w:val="none"/>
+              <w:left w:val="none"/>
+              <w:bottom w:val="none"/>
+              <w:right w:val="none"/>
+            </w:tcBorders>
+            <w:tcMar>
+              <w:top w:type="dxa" w:w="60"/>
+              <w:left w:type="dxa" w:w="100"/>
+              <w:bottom w:type="dxa" w:w="60"/>
+              <w:right w:type="dxa" w:w="100"/>
+            </w:tcMar>
+          </w:tcPr>
+          <w:p>
+            <w:pPr>
+              <w:spacing w:after="0" w:line="240" w:lineRule="auto"/>
+              <w:jc w:val="center"/>
+            </w:pPr>
+            <w:r>
+              <w:rPr>
+                <w:rFonts w:ascii="Times New Roman" w:cs="Times New Roman" w:eastAsia="Times New Roman" w:hAnsi="Times New Roman"/>
+                <w:color w:val="000000"/>
+                <w:sz w:val="22"/>
+                <w:szCs w:val="22"/>
+              </w:rPr>
+              <w:t xml:space="preserve">18 947</w:t>
+            </w:r>
+          </w:p>
+        </w:tc>
+        <w:tc>
+          <w:tcPr>
+            <w:tcW w:type="dxa" w:w="1872"/>
+            <w:tcBorders>
+              <w:top w:val="none"/>
+              <w:left w:val="none"/>
+              <w:bottom w:val="none"/>
+              <w:right w:val="none"/>
+            </w:tcBorders>
+            <w:tcMar>
+              <w:top w:type="dxa" w:w="60"/>
+              <w:left w:type="dxa" w:w="100"/>
+              <w:bottom w:type="dxa" w:w="60"/>
+              <w:right w:type="dxa" w:w="100"/>
+            </w:tcMar>
+          </w:tcPr>
+          <w:p>
+            <w:pPr>
+              <w:spacing w:after="0" w:line="240" w:lineRule="auto"/>
+              <w:jc w:val="center"/>
+            </w:pPr>
+            <w:r>
+              <w:rPr>
+                <w:rFonts w:ascii="Times New Roman" w:cs="Times New Roman" w:eastAsia="Times New Roman" w:hAnsi="Times New Roman"/>
+                <w:color w:val="000000"/>
+                <w:sz w:val="22"/>
+                <w:szCs w:val="22"/>
+              </w:rPr>
+              <w:t xml:space="preserve">16</w:t>
+            </w:r>
+          </w:p>
+        </w:tc>
+        <w:tc>
+          <w:tcPr>
+            <w:tcW w:type="dxa" w:w="1872"/>
+            <w:tcBorders>
+              <w:top w:val="none"/>
+              <w:left w:val="none"/>
+              <w:bottom w:val="none"/>
+              <w:right w:val="none"/>
+            </w:tcBorders>
+            <w:tcMar>
+              <w:top w:type="dxa" w:w="60"/>
+              <w:left w:type="dxa" w:w="100"/>
+              <w:bottom w:type="dxa" w:w="60"/>
+              <w:right w:type="dxa" w:w="100"/>
+            </w:tcMar>
+          </w:tcPr>
+          <w:p>
+            <w:pPr>
+              <w:spacing w:after="0" w:line="240" w:lineRule="auto"/>
+              <w:jc w:val="center"/>
+            </w:pPr>
+            <w:r>
+              <w:rPr>
+                <w:rFonts w:ascii="Times New Roman" w:cs="Times New Roman" w:eastAsia="Times New Roman" w:hAnsi="Times New Roman"/>
+                <w:color w:val="000000"/>
+                <w:sz w:val="22"/>
+                <w:szCs w:val="22"/>
+              </w:rPr>
+              <w:t xml:space="preserve">13/12/2017</w:t>
+            </w:r>
+          </w:p>
+        </w:tc>
+      </w:tr>
+      <w:tr>
+        <w:tc>
+          <w:tcPr>
+            <w:tcW w:type="dxa" w:w="1872"/>
+            <w:tcBorders>
+              <w:top w:val="none"/>
+              <w:left w:val="none"/>
+              <w:bottom w:val="none"/>
+              <w:right w:val="none"/>
+            </w:tcBorders>
+            <w:tcMar>
+              <w:top w:type="dxa" w:w="60"/>
+              <w:left w:type="dxa" w:w="100"/>
+              <w:bottom w:type="dxa" w:w="60"/>
+              <w:right w:type="dxa" w:w="100"/>
+            </w:tcMar>
+          </w:tcPr>
+          <w:p>
+            <w:pPr>
+              <w:spacing w:after="0" w:line="240" w:lineRule="auto"/>
+              <w:jc w:val="left"/>
+            </w:pPr>
+            <w:r>
+              <w:rPr>
+                <w:rFonts w:ascii="Times New Roman" w:cs="Times New Roman" w:eastAsia="Times New Roman" w:hAnsi="Times New Roman"/>
+                <w:color w:val="000000"/>
+                <w:sz w:val="22"/>
+                <w:szCs w:val="22"/>
+              </w:rPr>
+              <w:t xml:space="preserve">BTC</w:t>
+            </w:r>
+          </w:p>
+        </w:tc>
+        <w:tc>
+          <w:tcPr>
+            <w:tcW w:type="dxa" w:w="1872"/>
+            <w:tcBorders>
+              <w:top w:val="none"/>
+              <w:left w:val="none"/>
+              <w:bottom w:val="none"/>
+              <w:right w:val="none"/>
+            </w:tcBorders>
+            <w:tcMar>
+              <w:top w:type="dxa" w:w="60"/>
+              <w:left w:type="dxa" w:w="100"/>
+              <w:bottom w:type="dxa" w:w="60"/>
+              <w:right w:type="dxa" w:w="100"/>
+            </w:tcMar>
+          </w:tcPr>
+          <w:p>
+            <w:pPr>
+              <w:spacing w:after="0" w:line="240" w:lineRule="auto"/>
+              <w:jc w:val="center"/>
+            </w:pPr>
+            <w:r>
+              <w:rPr>
+                <w:rFonts w:ascii="Times New Roman" w:cs="Times New Roman" w:eastAsia="Times New Roman" w:hAnsi="Times New Roman"/>
+                <w:color w:val="000000"/>
+                <w:sz w:val="22"/>
+                <w:szCs w:val="22"/>
+              </w:rPr>
+              <w:t xml:space="preserve">19 638</w:t>
+            </w:r>
+          </w:p>
+        </w:tc>
+        <w:tc>
+          <w:tcPr>
+            <w:tcW w:type="dxa" w:w="1872"/>
+            <w:tcBorders>
+              <w:top w:val="none"/>
+              <w:left w:val="none"/>
+              <w:bottom w:val="none"/>
+              <w:right w:val="none"/>
+            </w:tcBorders>
+            <w:tcMar>
+              <w:top w:type="dxa" w:w="60"/>
+              <w:left w:type="dxa" w:w="100"/>
+              <w:bottom w:type="dxa" w:w="60"/>
+              <w:right w:type="dxa" w:w="100"/>
+            </w:tcMar>
+          </w:tcPr>
+          <w:p>
+            <w:pPr>
+              <w:spacing w:after="0" w:line="240" w:lineRule="auto"/>
+              <w:jc w:val="center"/>
+            </w:pPr>
+            <w:r>
+              <w:rPr>
+                <w:rFonts w:ascii="Times New Roman" w:cs="Times New Roman" w:eastAsia="Times New Roman" w:hAnsi="Times New Roman"/>
+                <w:color w:val="000000"/>
+                <w:sz w:val="22"/>
+                <w:szCs w:val="22"/>
+              </w:rPr>
+              <w:t xml:space="preserve">19 654</w:t>
+            </w:r>
+          </w:p>
+        </w:tc>
+        <w:tc>
+          <w:tcPr>
+            <w:tcW w:type="dxa" w:w="1872"/>
+            <w:tcBorders>
+              <w:top w:val="none"/>
+              <w:left w:val="none"/>
+              <w:bottom w:val="none"/>
+              <w:right w:val="none"/>
+            </w:tcBorders>
+            <w:tcMar>
+              <w:top w:type="dxa" w:w="60"/>
+              <w:left w:type="dxa" w:w="100"/>
+              <w:bottom w:type="dxa" w:w="60"/>
+              <w:right w:type="dxa" w:w="100"/>
+            </w:tcMar>
+          </w:tcPr>
+          <w:p>
+            <w:pPr>
+              <w:spacing w:after="0" w:line="240" w:lineRule="auto"/>
+              <w:jc w:val="center"/>
+            </w:pPr>
+            <w:r>
+              <w:rPr>
+                <w:rFonts w:ascii="Times New Roman" w:cs="Times New Roman" w:eastAsia="Times New Roman" w:hAnsi="Times New Roman"/>
+                <w:color w:val="000000"/>
+                <w:sz w:val="22"/>
+                <w:szCs w:val="22"/>
+              </w:rPr>
+              <w:t xml:space="preserve">16</w:t>
+            </w:r>
+          </w:p>
+        </w:tc>
+        <w:tc>
+          <w:tcPr>
+            <w:tcW w:type="dxa" w:w="1872"/>
+            <w:tcBorders>
+              <w:top w:val="none"/>
+              <w:left w:val="none"/>
+              <w:bottom w:val="none"/>
+              <w:right w:val="none"/>
+            </w:tcBorders>
+            <w:tcMar>
+              <w:top w:type="dxa" w:w="60"/>
+              <w:left w:type="dxa" w:w="100"/>
+              <w:bottom w:type="dxa" w:w="60"/>
+              <w:right w:type="dxa" w:w="100"/>
+            </w:tcMar>
+          </w:tcPr>
+          <w:p>
+            <w:pPr>
+              <w:spacing w:after="0" w:line="240" w:lineRule="auto"/>
+              <w:jc w:val="center"/>
+            </w:pPr>
+            <w:r>
+              <w:rPr>
+                <w:rFonts w:ascii="Times New Roman" w:cs="Times New Roman" w:eastAsia="Times New Roman" w:hAnsi="Times New Roman"/>
+                <w:color w:val="000000"/>
+                <w:sz w:val="22"/>
+                <w:szCs w:val="22"/>
+              </w:rPr>
+              <w:t xml:space="preserve">17/08/2017</w:t>
+            </w:r>
+          </w:p>
+        </w:tc>
+      </w:tr>
+      <w:tr>
+        <w:tc>
+          <w:tcPr>
+            <w:tcW w:type="dxa" w:w="1872"/>
+            <w:tcBorders>
+              <w:top w:val="none"/>
+              <w:left w:val="none"/>
+              <w:bottom w:val="none"/>
+              <w:right w:val="none"/>
+            </w:tcBorders>
+            <w:tcMar>
+              <w:top w:type="dxa" w:w="60"/>
+              <w:left w:type="dxa" w:w="100"/>
+              <w:bottom w:type="dxa" w:w="60"/>
+              <w:right w:type="dxa" w:w="100"/>
+            </w:tcMar>
+          </w:tcPr>
+          <w:p>
+            <w:pPr>
+              <w:spacing w:after="0" w:line="240" w:lineRule="auto"/>
+              <w:jc w:val="left"/>
+            </w:pPr>
+            <w:r>
+              <w:rPr>
+                <w:rFonts w:ascii="Times New Roman" w:cs="Times New Roman" w:eastAsia="Times New Roman" w:hAnsi="Times New Roman"/>
+                <w:color w:val="000000"/>
+                <w:sz w:val="22"/>
+                <w:szCs w:val="22"/>
+              </w:rPr>
+              <w:t xml:space="preserve">ETH</w:t>
+            </w:r>
+          </w:p>
+        </w:tc>
+        <w:tc>
+          <w:tcPr>
+            <w:tcW w:type="dxa" w:w="1872"/>
+            <w:tcBorders>
+              <w:top w:val="none"/>
+              <w:left w:val="none"/>
+              <w:bottom w:val="none"/>
+              <w:right w:val="none"/>
+            </w:tcBorders>
+            <w:tcMar>
+              <w:top w:type="dxa" w:w="60"/>
+              <w:left w:type="dxa" w:w="100"/>
+              <w:bottom w:type="dxa" w:w="60"/>
+              <w:right w:type="dxa" w:w="100"/>
+            </w:tcMar>
+          </w:tcPr>
+          <w:p>
+            <w:pPr>
+              <w:spacing w:after="0" w:line="240" w:lineRule="auto"/>
+              <w:jc w:val="center"/>
+            </w:pPr>
+            <w:r>
+              <w:rPr>
+                <w:rFonts w:ascii="Times New Roman" w:cs="Times New Roman" w:eastAsia="Times New Roman" w:hAnsi="Times New Roman"/>
+                <w:color w:val="000000"/>
+                <w:sz w:val="22"/>
+                <w:szCs w:val="22"/>
+              </w:rPr>
+              <w:t xml:space="preserve">19 638</w:t>
+            </w:r>
+          </w:p>
+        </w:tc>
+        <w:tc>
+          <w:tcPr>
+            <w:tcW w:type="dxa" w:w="1872"/>
+            <w:tcBorders>
+              <w:top w:val="none"/>
+              <w:left w:val="none"/>
+              <w:bottom w:val="none"/>
+              <w:right w:val="none"/>
+            </w:tcBorders>
+            <w:tcMar>
+              <w:top w:type="dxa" w:w="60"/>
+              <w:left w:type="dxa" w:w="100"/>
+              <w:bottom w:type="dxa" w:w="60"/>
+              <w:right w:type="dxa" w:w="100"/>
+            </w:tcMar>
+          </w:tcPr>
+          <w:p>
+            <w:pPr>
+              <w:spacing w:after="0" w:line="240" w:lineRule="auto"/>
+              <w:jc w:val="center"/>
+            </w:pPr>
+            <w:r>
+              <w:rPr>
+                <w:rFonts w:ascii="Times New Roman" w:cs="Times New Roman" w:eastAsia="Times New Roman" w:hAnsi="Times New Roman"/>
+                <w:color w:val="000000"/>
+                <w:sz w:val="22"/>
+                <w:szCs w:val="22"/>
+              </w:rPr>
+              <w:t xml:space="preserve">19 654</w:t>
+            </w:r>
+          </w:p>
+        </w:tc>
+        <w:tc>
+          <w:tcPr>
+            <w:tcW w:type="dxa" w:w="1872"/>
+            <w:tcBorders>
+              <w:top w:val="none"/>
+              <w:left w:val="none"/>
+              <w:bottom w:val="none"/>
+              <w:right w:val="none"/>
+            </w:tcBorders>
+            <w:tcMar>
+              <w:top w:type="dxa" w:w="60"/>
+              <w:left w:type="dxa" w:w="100"/>
+              <w:bottom w:type="dxa" w:w="60"/>
+              <w:right w:type="dxa" w:w="100"/>
+            </w:tcMar>
+          </w:tcPr>
+          <w:p>
+            <w:pPr>
+              <w:spacing w:after="0" w:line="240" w:lineRule="auto"/>
+              <w:jc w:val="center"/>
+            </w:pPr>
+            <w:r>
+              <w:rPr>
+                <w:rFonts w:ascii="Times New Roman" w:cs="Times New Roman" w:eastAsia="Times New Roman" w:hAnsi="Times New Roman"/>
+                <w:color w:val="000000"/>
+                <w:sz w:val="22"/>
+                <w:szCs w:val="22"/>
+              </w:rPr>
+              <w:t xml:space="preserve">16</w:t>
+            </w:r>
+          </w:p>
+        </w:tc>
+        <w:tc>
+          <w:tcPr>
+            <w:tcW w:type="dxa" w:w="1872"/>
+            <w:tcBorders>
+              <w:top w:val="none"/>
+              <w:left w:val="none"/>
+              <w:bottom w:val="none"/>
+              <w:right w:val="none"/>
+            </w:tcBorders>
+            <w:tcMar>
+              <w:top w:type="dxa" w:w="60"/>
+              <w:left w:type="dxa" w:w="100"/>
+              <w:bottom w:type="dxa" w:w="60"/>
+              <w:right w:type="dxa" w:w="100"/>
+            </w:tcMar>
+          </w:tcPr>
+          <w:p>
+            <w:pPr>
+              <w:spacing w:after="0" w:line="240" w:lineRule="auto"/>
+              <w:jc w:val="center"/>
+            </w:pPr>
+            <w:r>
+              <w:rPr>
+                <w:rFonts w:ascii="Times New Roman" w:cs="Times New Roman" w:eastAsia="Times New Roman" w:hAnsi="Times New Roman"/>
+                <w:color w:val="000000"/>
+                <w:sz w:val="22"/>
+                <w:szCs w:val="22"/>
+              </w:rPr>
+              <w:t xml:space="preserve">17/08/2017</w:t>
+            </w:r>
+          </w:p>
+        </w:tc>
+      </w:tr>
+      <w:tr>
+        <w:tc>
+          <w:tcPr>
+            <w:tcW w:type="dxa" w:w="1872"/>
+            <w:tcBorders>
+              <w:top w:val="none"/>
+              <w:left w:val="none"/>
+              <w:bottom w:val="none"/>
+              <w:right w:val="none"/>
+            </w:tcBorders>
+            <w:tcMar>
+              <w:top w:type="dxa" w:w="60"/>
+              <w:left w:type="dxa" w:w="100"/>
+              <w:bottom w:type="dxa" w:w="60"/>
+              <w:right w:type="dxa" w:w="100"/>
+            </w:tcMar>
+          </w:tcPr>
+          <w:p>
+            <w:pPr>
+              <w:spacing w:after="0" w:line="240" w:lineRule="auto"/>
+              <w:jc w:val="left"/>
             </w:pPr>
             <w:r>
               <w:rPr>
@@ -3892,16 +5114,143 @@
                 <w:sz w:val="22"/>
                 <w:szCs w:val="22"/>
               </w:rPr>
+              <w:t xml:space="preserve">SOL</w:t>
+            </w:r>
+          </w:p>
+        </w:tc>
+        <w:tc>
+          <w:tcPr>
+            <w:tcW w:type="dxa" w:w="1872"/>
+            <w:tcBorders>
+              <w:top w:val="none"/>
+              <w:left w:val="none"/>
+              <w:bottom w:val="none"/>
+              <w:right w:val="none"/>
+            </w:tcBorders>
+            <w:tcMar>
+              <w:top w:type="dxa" w:w="60"/>
+              <w:left w:type="dxa" w:w="100"/>
+              <w:bottom w:type="dxa" w:w="60"/>
+              <w:right w:type="dxa" w:w="100"/>
+            </w:tcMar>
+          </w:tcPr>
+          <w:p>
+            <w:pPr>
+              <w:spacing w:after="0" w:line="240" w:lineRule="auto"/>
+              <w:jc w:val="center"/>
+            </w:pPr>
+            <w:r>
+              <w:rPr>
+                <w:rFonts w:ascii="Times New Roman" w:cs="Times New Roman" w:eastAsia="Times New Roman" w:hAnsi="Times New Roman"/>
+                <w:b/>
+                <w:bCs/>
+                <w:color w:val="000000"/>
+                <w:sz w:val="22"/>
+                <w:szCs w:val="22"/>
+              </w:rPr>
               <w:t xml:space="preserve">13 114</w:t>
             </w:r>
-            <w:r>
-              <w:rPr>
-                <w:rFonts w:ascii="Times New Roman" w:cs="Times New Roman" w:eastAsia="Times New Roman" w:hAnsi="Times New Roman"/>
-                <w:color w:val="000000"/>
-                <w:sz w:val="22"/>
-                <w:szCs w:val="22"/>
-              </w:rPr>
-              <w:t xml:space="preserve"> velas de 4 horas</w:t>
+          </w:p>
+        </w:tc>
+        <w:tc>
+          <w:tcPr>
+            <w:tcW w:type="dxa" w:w="1872"/>
+            <w:tcBorders>
+              <w:top w:val="none"/>
+              <w:left w:val="none"/>
+              <w:bottom w:val="none"/>
+              <w:right w:val="none"/>
+            </w:tcBorders>
+            <w:tcMar>
+              <w:top w:type="dxa" w:w="60"/>
+              <w:left w:type="dxa" w:w="100"/>
+              <w:bottom w:type="dxa" w:w="60"/>
+              <w:right w:type="dxa" w:w="100"/>
+            </w:tcMar>
+          </w:tcPr>
+          <w:p>
+            <w:pPr>
+              <w:spacing w:after="0" w:line="240" w:lineRule="auto"/>
+              <w:jc w:val="center"/>
+            </w:pPr>
+            <w:r>
+              <w:rPr>
+                <w:rFonts w:ascii="Times New Roman" w:cs="Times New Roman" w:eastAsia="Times New Roman" w:hAnsi="Times New Roman"/>
+                <w:b/>
+                <w:bCs/>
+                <w:color w:val="000000"/>
+                <w:sz w:val="22"/>
+                <w:szCs w:val="22"/>
+              </w:rPr>
+              <w:t xml:space="preserve">13 114</w:t>
+            </w:r>
+          </w:p>
+        </w:tc>
+        <w:tc>
+          <w:tcPr>
+            <w:tcW w:type="dxa" w:w="1872"/>
+            <w:tcBorders>
+              <w:top w:val="none"/>
+              <w:left w:val="none"/>
+              <w:bottom w:val="none"/>
+              <w:right w:val="none"/>
+            </w:tcBorders>
+            <w:tcMar>
+              <w:top w:type="dxa" w:w="60"/>
+              <w:left w:type="dxa" w:w="100"/>
+              <w:bottom w:type="dxa" w:w="60"/>
+              <w:right w:type="dxa" w:w="100"/>
+            </w:tcMar>
+          </w:tcPr>
+          <w:p>
+            <w:pPr>
+              <w:spacing w:after="0" w:line="240" w:lineRule="auto"/>
+              <w:jc w:val="center"/>
+            </w:pPr>
+            <w:r>
+              <w:rPr>
+                <w:rFonts w:ascii="Times New Roman" w:cs="Times New Roman" w:eastAsia="Times New Roman" w:hAnsi="Times New Roman"/>
+                <w:b/>
+                <w:bCs/>
+                <w:color w:val="000000"/>
+                <w:sz w:val="22"/>
+                <w:szCs w:val="22"/>
+              </w:rPr>
+              <w:t xml:space="preserve">0</w:t>
+            </w:r>
+          </w:p>
+        </w:tc>
+        <w:tc>
+          <w:tcPr>
+            <w:tcW w:type="dxa" w:w="1872"/>
+            <w:tcBorders>
+              <w:top w:val="none"/>
+              <w:left w:val="none"/>
+              <w:bottom w:val="none"/>
+              <w:right w:val="none"/>
+            </w:tcBorders>
+            <w:tcMar>
+              <w:top w:type="dxa" w:w="60"/>
+              <w:left w:type="dxa" w:w="100"/>
+              <w:bottom w:type="dxa" w:w="60"/>
+              <w:right w:type="dxa" w:w="100"/>
+            </w:tcMar>
+          </w:tcPr>
+          <w:p>
+            <w:pPr>
+              <w:spacing w:after="0" w:line="240" w:lineRule="auto"/>
+              <w:jc w:val="center"/>
+            </w:pPr>
+            <w:r>
+              <w:rPr>
+                <w:rFonts w:ascii="Times New Roman" w:cs="Times New Roman" w:eastAsia="Times New Roman" w:hAnsi="Times New Roman"/>
+                <w:b/>
+                <w:bCs/>
+                <w:color w:val="000000"/>
+                <w:sz w:val="22"/>
+                <w:szCs w:val="22"/>
+              </w:rPr>
+              <w:t xml:space="preserve">11/08/2020</w:t>
             </w:r>
           </w:p>
         </w:tc>
@@ -3909,7 +5258,7 @@
       <w:tr>
         <w:tc>
           <w:tcPr>
-            <w:tcW w:type="dxa" w:w="4680"/>
+            <w:tcW w:type="dxa" w:w="1872"/>
             <w:tcBorders>
               <w:top w:val="none"/>
               <w:left w:val="none"/>
@@ -3935,13 +5284,13 @@
                 <w:sz w:val="22"/>
                 <w:szCs w:val="22"/>
               </w:rPr>
-              <w:t xml:space="preserve">Columnas del panel</w:t>
-            </w:r>
-          </w:p>
-        </w:tc>
-        <w:tc>
-          <w:tcPr>
-            <w:tcW w:type="dxa" w:w="4680"/>
+              <w:t xml:space="preserve">XRP</w:t>
+            </w:r>
+          </w:p>
+        </w:tc>
+        <w:tc>
+          <w:tcPr>
+            <w:tcW w:type="dxa" w:w="1872"/>
             <w:tcBorders>
               <w:top w:val="none"/>
               <w:left w:val="none"/>
@@ -3963,13 +5312,107 @@
             <w:r>
               <w:rPr>
                 <w:rFonts w:ascii="Times New Roman" w:cs="Times New Roman" w:eastAsia="Times New Roman" w:hAnsi="Times New Roman"/>
-                <w:b/>
-                <w:bCs/>
-                <w:color w:val="000000"/>
-                <w:sz w:val="22"/>
-                <w:szCs w:val="22"/>
-              </w:rPr>
-              <w:t xml:space="preserve">30</w:t>
+                <w:color w:val="000000"/>
+                <w:sz w:val="22"/>
+                <w:szCs w:val="22"/>
+              </w:rPr>
+              <w:t xml:space="preserve">18 084</w:t>
+            </w:r>
+          </w:p>
+        </w:tc>
+        <w:tc>
+          <w:tcPr>
+            <w:tcW w:type="dxa" w:w="1872"/>
+            <w:tcBorders>
+              <w:top w:val="none"/>
+              <w:left w:val="none"/>
+              <w:bottom w:val="none"/>
+              <w:right w:val="none"/>
+            </w:tcBorders>
+            <w:tcMar>
+              <w:top w:type="dxa" w:w="60"/>
+              <w:left w:type="dxa" w:w="100"/>
+              <w:bottom w:type="dxa" w:w="60"/>
+              <w:right w:type="dxa" w:w="100"/>
+            </w:tcMar>
+          </w:tcPr>
+          <w:p>
+            <w:pPr>
+              <w:spacing w:after="0" w:line="240" w:lineRule="auto"/>
+              <w:jc w:val="center"/>
+            </w:pPr>
+            <w:r>
+              <w:rPr>
+                <w:rFonts w:ascii="Times New Roman" w:cs="Times New Roman" w:eastAsia="Times New Roman" w:hAnsi="Times New Roman"/>
+                <w:color w:val="000000"/>
+                <w:sz w:val="22"/>
+                <w:szCs w:val="22"/>
+              </w:rPr>
+              <w:t xml:space="preserve">18 093</w:t>
+            </w:r>
+          </w:p>
+        </w:tc>
+        <w:tc>
+          <w:tcPr>
+            <w:tcW w:type="dxa" w:w="1872"/>
+            <w:tcBorders>
+              <w:top w:val="none"/>
+              <w:left w:val="none"/>
+              <w:bottom w:val="none"/>
+              <w:right w:val="none"/>
+            </w:tcBorders>
+            <w:tcMar>
+              <w:top w:type="dxa" w:w="60"/>
+              <w:left w:type="dxa" w:w="100"/>
+              <w:bottom w:type="dxa" w:w="60"/>
+              <w:right w:type="dxa" w:w="100"/>
+            </w:tcMar>
+          </w:tcPr>
+          <w:p>
+            <w:pPr>
+              <w:spacing w:after="0" w:line="240" w:lineRule="auto"/>
+              <w:jc w:val="center"/>
+            </w:pPr>
+            <w:r>
+              <w:rPr>
+                <w:rFonts w:ascii="Times New Roman" w:cs="Times New Roman" w:eastAsia="Times New Roman" w:hAnsi="Times New Roman"/>
+                <w:color w:val="000000"/>
+                <w:sz w:val="22"/>
+                <w:szCs w:val="22"/>
+              </w:rPr>
+              <w:t xml:space="preserve">9</w:t>
+            </w:r>
+          </w:p>
+        </w:tc>
+        <w:tc>
+          <w:tcPr>
+            <w:tcW w:type="dxa" w:w="1872"/>
+            <w:tcBorders>
+              <w:top w:val="none"/>
+              <w:left w:val="none"/>
+              <w:bottom w:val="none"/>
+              <w:right w:val="none"/>
+            </w:tcBorders>
+            <w:tcMar>
+              <w:top w:type="dxa" w:w="60"/>
+              <w:left w:type="dxa" w:w="100"/>
+              <w:bottom w:type="dxa" w:w="60"/>
+              <w:right w:type="dxa" w:w="100"/>
+            </w:tcMar>
+          </w:tcPr>
+          <w:p>
+            <w:pPr>
+              <w:spacing w:after="0" w:line="240" w:lineRule="auto"/>
+              <w:jc w:val="center"/>
+            </w:pPr>
+            <w:r>
+              <w:rPr>
+                <w:rFonts w:ascii="Times New Roman" w:cs="Times New Roman" w:eastAsia="Times New Roman" w:hAnsi="Times New Roman"/>
+                <w:color w:val="000000"/>
+                <w:sz w:val="22"/>
+                <w:szCs w:val="22"/>
+              </w:rPr>
+              <w:t xml:space="preserve">04/05/2018</w:t>
             </w:r>
           </w:p>
         </w:tc>
@@ -3977,11 +5420,11 @@
       <w:tr>
         <w:tc>
           <w:tcPr>
-            <w:tcW w:type="dxa" w:w="4680"/>
+            <w:tcW w:type="dxa" w:w="1872"/>
             <w:tcBorders>
               <w:top w:val="none"/>
               <w:left w:val="none"/>
-              <w:bottom w:val="none"/>
+              <w:bottom w:val="single" w:color="000000" w:sz="6"/>
               <w:right w:val="none"/>
             </w:tcBorders>
             <w:tcMar>
@@ -4003,17 +5446,17 @@
                 <w:sz w:val="22"/>
                 <w:szCs w:val="22"/>
               </w:rPr>
-              <w:t xml:space="preserve">Período</w:t>
-            </w:r>
-          </w:p>
-        </w:tc>
-        <w:tc>
-          <w:tcPr>
-            <w:tcW w:type="dxa" w:w="4680"/>
+              <w:t xml:space="preserve">ADA</w:t>
+            </w:r>
+          </w:p>
+        </w:tc>
+        <w:tc>
+          <w:tcPr>
+            <w:tcW w:type="dxa" w:w="1872"/>
             <w:tcBorders>
               <w:top w:val="none"/>
               <w:left w:val="none"/>
-              <w:bottom w:val="none"/>
+              <w:bottom w:val="single" w:color="000000" w:sz="6"/>
               <w:right w:val="none"/>
             </w:tcBorders>
             <w:tcMar>
@@ -4031,41 +5474,17 @@
             <w:r>
               <w:rPr>
                 <w:rFonts w:ascii="Times New Roman" w:cs="Times New Roman" w:eastAsia="Times New Roman" w:hAnsi="Times New Roman"/>
-                <w:b/>
-                <w:bCs/>
-                <w:color w:val="000000"/>
-                <w:sz w:val="22"/>
-                <w:szCs w:val="22"/>
-              </w:rPr>
-              <w:t xml:space="preserve">11/08/2020</w:t>
-            </w:r>
-            <w:r>
-              <w:rPr>
-                <w:rFonts w:ascii="Times New Roman" w:cs="Times New Roman" w:eastAsia="Times New Roman" w:hAnsi="Times New Roman"/>
-                <w:color w:val="000000"/>
-                <w:sz w:val="22"/>
-                <w:szCs w:val="22"/>
-              </w:rPr>
-              <w:t xml:space="preserve"> a </w:t>
-            </w:r>
-            <w:r>
-              <w:rPr>
-                <w:rFonts w:ascii="Times New Roman" w:cs="Times New Roman" w:eastAsia="Times New Roman" w:hAnsi="Times New Roman"/>
-                <w:b/>
-                <w:bCs/>
-                <w:color w:val="000000"/>
-                <w:sz w:val="22"/>
-                <w:szCs w:val="22"/>
-              </w:rPr>
-              <w:t xml:space="preserve">05/08/2026</w:t>
-            </w:r>
-          </w:p>
-        </w:tc>
-      </w:tr>
-      <w:tr>
-        <w:tc>
-          <w:tcPr>
-            <w:tcW w:type="dxa" w:w="4680"/>
+                <w:color w:val="000000"/>
+                <w:sz w:val="22"/>
+                <w:szCs w:val="22"/>
+              </w:rPr>
+              <w:t xml:space="preserve">18 187</w:t>
+            </w:r>
+          </w:p>
+        </w:tc>
+        <w:tc>
+          <w:tcPr>
+            <w:tcW w:type="dxa" w:w="1872"/>
             <w:tcBorders>
               <w:top w:val="none"/>
               <w:left w:val="none"/>
@@ -4082,22 +5501,22 @@
           <w:p>
             <w:pPr>
               <w:spacing w:after="0" w:line="240" w:lineRule="auto"/>
-              <w:jc w:val="left"/>
-            </w:pPr>
-            <w:r>
-              <w:rPr>
-                <w:rFonts w:ascii="Times New Roman" w:cs="Times New Roman" w:eastAsia="Times New Roman" w:hAnsi="Times New Roman"/>
-                <w:color w:val="000000"/>
-                <w:sz w:val="22"/>
-                <w:szCs w:val="22"/>
-              </w:rPr>
-              <w:t xml:space="preserve">Características construidas</w:t>
-            </w:r>
-          </w:p>
-        </w:tc>
-        <w:tc>
-          <w:tcPr>
-            <w:tcW w:type="dxa" w:w="4680"/>
+              <w:jc w:val="center"/>
+            </w:pPr>
+            <w:r>
+              <w:rPr>
+                <w:rFonts w:ascii="Times New Roman" w:cs="Times New Roman" w:eastAsia="Times New Roman" w:hAnsi="Times New Roman"/>
+                <w:color w:val="000000"/>
+                <w:sz w:val="22"/>
+                <w:szCs w:val="22"/>
+              </w:rPr>
+              <w:t xml:space="preserve">18 196</w:t>
+            </w:r>
+          </w:p>
+        </w:tc>
+        <w:tc>
+          <w:tcPr>
+            <w:tcW w:type="dxa" w:w="1872"/>
             <w:tcBorders>
               <w:top w:val="none"/>
               <w:left w:val="none"/>
@@ -4119,22 +5538,43 @@
             <w:r>
               <w:rPr>
                 <w:rFonts w:ascii="Times New Roman" w:cs="Times New Roman" w:eastAsia="Times New Roman" w:hAnsi="Times New Roman"/>
-                <w:b/>
-                <w:bCs/>
-                <w:color w:val="000000"/>
-                <w:sz w:val="22"/>
-                <w:szCs w:val="22"/>
-              </w:rPr>
-              <w:t xml:space="preserve">63</w:t>
-            </w:r>
-            <w:r>
-              <w:rPr>
-                <w:rFonts w:ascii="Times New Roman" w:cs="Times New Roman" w:eastAsia="Times New Roman" w:hAnsi="Times New Roman"/>
-                <w:color w:val="000000"/>
-                <w:sz w:val="22"/>
-                <w:szCs w:val="22"/>
-              </w:rPr>
-              <w:t xml:space="preserve"> (sección 2)</w:t>
+                <w:color w:val="000000"/>
+                <w:sz w:val="22"/>
+                <w:szCs w:val="22"/>
+              </w:rPr>
+              <w:t xml:space="preserve">9</w:t>
+            </w:r>
+          </w:p>
+        </w:tc>
+        <w:tc>
+          <w:tcPr>
+            <w:tcW w:type="dxa" w:w="1872"/>
+            <w:tcBorders>
+              <w:top w:val="none"/>
+              <w:left w:val="none"/>
+              <w:bottom w:val="single" w:color="000000" w:sz="6"/>
+              <w:right w:val="none"/>
+            </w:tcBorders>
+            <w:tcMar>
+              <w:top w:type="dxa" w:w="60"/>
+              <w:left w:type="dxa" w:w="100"/>
+              <w:bottom w:type="dxa" w:w="60"/>
+              <w:right w:type="dxa" w:w="100"/>
+            </w:tcMar>
+          </w:tcPr>
+          <w:p>
+            <w:pPr>
+              <w:spacing w:after="0" w:line="240" w:lineRule="auto"/>
+              <w:jc w:val="center"/>
+            </w:pPr>
+            <w:r>
+              <w:rPr>
+                <w:rFonts w:ascii="Times New Roman" w:cs="Times New Roman" w:eastAsia="Times New Roman" w:hAnsi="Times New Roman"/>
+                <w:color w:val="000000"/>
+                <w:sz w:val="22"/>
+                <w:szCs w:val="22"/>
+              </w:rPr>
+              <w:t xml:space="preserve">17/04/2018</w:t>
             </w:r>
           </w:p>
         </w:tc>
@@ -6381,7 +7821,7 @@
           <w:sz w:val="24"/>
           <w:szCs w:val="24"/>
         </w:rPr>
-        <w:t xml:space="preserve">Tabla 6</w:t>
+        <w:t xml:space="preserve">Tabla 7</w:t>
       </w:r>
     </w:p>
     <w:p>
@@ -6837,7 +8277,7 @@
           <w:sz w:val="24"/>
           <w:szCs w:val="24"/>
         </w:rPr>
-        <w:t xml:space="preserve">Tabla 7</w:t>
+        <w:t xml:space="preserve">Tabla 8</w:t>
       </w:r>
     </w:p>
     <w:p>
@@ -7547,7 +8987,7 @@
           <w:sz w:val="24"/>
           <w:szCs w:val="24"/>
         </w:rPr>
-        <w:t xml:space="preserve">Tabla 8</w:t>
+        <w:t xml:space="preserve">Tabla 9</w:t>
       </w:r>
     </w:p>
     <w:p>

--- a/docs/entregas/semana-3/Caso 1 - Semana 3 - Modelo fundacional y pruebas de deteccion.docx
+++ b/docs/entregas/semana-3/Caso 1 - Semana 3 - Modelo fundacional y pruebas de deteccion.docx
@@ -2461,7 +2461,7 @@
           <w:sz w:val="24"/>
           <w:szCs w:val="24"/>
         </w:rPr>
-        <w:t xml:space="preserve">1.3 Los datos</w:t>
+        <w:t xml:space="preserve">1.3 Los datos: qué se descarga</w:t>
       </w:r>
     </w:p>
     <w:p>
@@ -3327,7 +3327,7 @@
           <w:sz w:val="24"/>
           <w:szCs w:val="24"/>
         </w:rPr>
-        <w:t xml:space="preserve">1.3 bis De dónde salen los datos, y qué hubo que limpiar</w:t>
+        <w:t xml:space="preserve">1.4 De dónde salen, y qué hubo que limpiar</w:t>
       </w:r>
     </w:p>
     <w:p>
@@ -3996,7 +3996,7 @@
           <w:sz w:val="24"/>
           <w:szCs w:val="24"/>
         </w:rPr>
-        <w:t xml:space="preserve">1.4 La partición, y el embargo</w:t>
+        <w:t xml:space="preserve">1.5 La partición, y el embargo</w:t>
       </w:r>
     </w:p>
     <w:p>
@@ -5637,7 +5637,7 @@
           <w:sz w:val="24"/>
           <w:szCs w:val="24"/>
         </w:rPr>
-        <w:t xml:space="preserve">1.5 El bloque de prueba se toca una vez, y eso es comprobable</w:t>
+        <w:t xml:space="preserve">1.6 El bloque de prueba se toca una vez, y eso es comprobable</w:t>
       </w:r>
     </w:p>
     <w:p>
